--- a/Технология раработки ПО/Интерфейсы.docx
+++ b/Технология раработки ПО/Интерфейсы.docx
@@ -1,6 +1,6 @@
 
 <file path=word/document.xml><?xml version="1.0" encoding="utf-8"?>
-<w:document xmlns:ve="http://schemas.openxmlformats.org/markup-compatibility/2006" xmlns:o="urn:schemas-microsoft-com:office:office" xmlns:r="http://schemas.openxmlformats.org/officeDocument/2006/relationships" xmlns:m="http://schemas.openxmlformats.org/officeDocument/2006/math" xmlns:v="urn:schemas-microsoft-com:vml" xmlns:wp="http://schemas.openxmlformats.org/drawingml/2006/wordprocessingDrawing" xmlns:w10="urn:schemas-microsoft-com:office:word" xmlns:w="http://schemas.openxmlformats.org/wordprocessingml/2006/main" xmlns:wne="http://schemas.microsoft.com/office/word/2006/wordml">
+<w:document xmlns:wpc="http://schemas.microsoft.com/office/word/2010/wordprocessingCanvas" xmlns:mc="http://schemas.openxmlformats.org/markup-compatibility/2006" xmlns:o="urn:schemas-microsoft-com:office:office" xmlns:r="http://schemas.openxmlformats.org/officeDocument/2006/relationships" xmlns:m="http://schemas.openxmlformats.org/officeDocument/2006/math" xmlns:v="urn:schemas-microsoft-com:vml" xmlns:wp14="http://schemas.microsoft.com/office/word/2010/wordprocessingDrawing" xmlns:wp="http://schemas.openxmlformats.org/drawingml/2006/wordprocessingDrawing" xmlns:w10="urn:schemas-microsoft-com:office:word" xmlns:w="http://schemas.openxmlformats.org/wordprocessingml/2006/main" xmlns:w14="http://schemas.microsoft.com/office/word/2010/wordml" xmlns:wpg="http://schemas.microsoft.com/office/word/2010/wordprocessingGroup" xmlns:wpi="http://schemas.microsoft.com/office/word/2010/wordprocessingInk" xmlns:wne="http://schemas.microsoft.com/office/word/2006/wordml" xmlns:wps="http://schemas.microsoft.com/office/word/2010/wordprocessingShape" mc:Ignorable="w14 wp14">
   <w:body>
     <w:tbl>
       <w:tblPr>
@@ -14,7 +14,7 @@
           <w:insideH w:val="none" w:sz="0" w:space="0" w:color="auto"/>
           <w:insideV w:val="none" w:sz="0" w:space="0" w:color="auto"/>
         </w:tblBorders>
-        <w:tblLook w:val="04A0"/>
+        <w:tblLook w:val="04A0" w:firstRow="1" w:lastRow="0" w:firstColumn="1" w:lastColumn="0" w:noHBand="0" w:noVBand="1"/>
       </w:tblPr>
       <w:tblGrid>
         <w:gridCol w:w="2347"/>
@@ -60,10 +60,10 @@
                           </pic:cNvPicPr>
                         </pic:nvPicPr>
                         <pic:blipFill>
-                          <a:blip r:embed="rId6" cstate="print">
+                          <a:blip r:embed="rId7" cstate="print">
                             <a:extLst>
                               <a:ext uri="{28A0092B-C50C-407E-A947-70E740481C1C}">
-                                <a14:useLocalDpi xmlns:a14="http://schemas.microsoft.com/office/drawing/2010/main" xmlns:wps="http://schemas.microsoft.com/office/word/2010/wordprocessingShape" xmlns:wpi="http://schemas.microsoft.com/office/word/2010/wordprocessingInk" xmlns:wpg="http://schemas.microsoft.com/office/word/2010/wordprocessingGroup" xmlns:w14="http://schemas.microsoft.com/office/word/2010/wordml" xmlns:w="http://schemas.openxmlformats.org/wordprocessingml/2006/main" xmlns:w10="urn:schemas-microsoft-com:office:word" xmlns:wp14="http://schemas.microsoft.com/office/word/2010/wordprocessingDrawing" xmlns:v="urn:schemas-microsoft-com:vml" xmlns:o="urn:schemas-microsoft-com:office:office" xmlns:mc="http://schemas.openxmlformats.org/markup-compatibility/2006" xmlns:wpc="http://schemas.microsoft.com/office/word/2010/wordprocessingCanvas" xmlns="" val="0"/>
+                                <a14:useLocalDpi xmlns:a14="http://schemas.microsoft.com/office/drawing/2010/main" val="0"/>
                               </a:ext>
                             </a:extLst>
                           </a:blip>
@@ -403,22 +403,13 @@
         </w:rPr>
         <w:t>т(</w:t>
       </w:r>
-      <w:proofErr w:type="spellStart"/>
       <w:proofErr w:type="gramEnd"/>
       <w:r>
         <w:rPr>
           <w:rFonts w:cs="Times New Roman"/>
           <w:szCs w:val="28"/>
         </w:rPr>
-        <w:t>ка</w:t>
-      </w:r>
-      <w:proofErr w:type="spellEnd"/>
-      <w:r>
-        <w:rPr>
-          <w:rFonts w:cs="Times New Roman"/>
-          <w:szCs w:val="28"/>
-        </w:rPr>
-        <w:t>): Перепёлкина Анфиса Александровна</w:t>
+        <w:t>ка): Перепёлкина Анфиса Александровна</w:t>
       </w:r>
     </w:p>
     <w:p>
@@ -544,6 +535,7 @@
           <w:docPartUnique/>
         </w:docPartObj>
       </w:sdtPr>
+      <w:sdtEndPr/>
       <w:sdtContent>
         <w:p>
           <w:pPr>
@@ -569,7 +561,10 @@
               <w:tab w:val="right" w:leader="dot" w:pos="9345"/>
             </w:tabs>
             <w:rPr>
+              <w:rFonts w:asciiTheme="minorHAnsi" w:eastAsiaTheme="minorEastAsia" w:hAnsiTheme="minorHAnsi"/>
               <w:noProof/>
+              <w:sz w:val="22"/>
+              <w:lang w:eastAsia="ru-RU"/>
             </w:rPr>
           </w:pPr>
           <w:r>
@@ -581,7 +576,7 @@
           <w:r>
             <w:fldChar w:fldCharType="separate"/>
           </w:r>
-          <w:hyperlink w:anchor="_Toc215882175" w:history="1">
+          <w:hyperlink w:anchor="_Toc216084011" w:history="1">
             <w:r>
               <w:rPr>
                 <w:rStyle w:val="a9"/>
@@ -608,7 +603,7 @@
                 <w:noProof/>
                 <w:webHidden/>
               </w:rPr>
-              <w:instrText xml:space="preserve"> PAGEREF _Toc215882175 \h </w:instrText>
+              <w:instrText xml:space="preserve"> PAGEREF _Toc216084011 \h </w:instrText>
             </w:r>
             <w:r>
               <w:rPr>
@@ -646,10 +641,13 @@
               <w:tab w:val="right" w:leader="dot" w:pos="9345"/>
             </w:tabs>
             <w:rPr>
+              <w:rFonts w:asciiTheme="minorHAnsi" w:eastAsiaTheme="minorEastAsia" w:hAnsiTheme="minorHAnsi"/>
               <w:noProof/>
+              <w:sz w:val="22"/>
+              <w:lang w:eastAsia="ru-RU"/>
             </w:rPr>
           </w:pPr>
-          <w:hyperlink w:anchor="_Toc215882176" w:history="1">
+          <w:hyperlink w:anchor="_Toc216084012" w:history="1">
             <w:r>
               <w:rPr>
                 <w:rStyle w:val="a9"/>
@@ -676,7 +674,7 @@
                 <w:noProof/>
                 <w:webHidden/>
               </w:rPr>
-              <w:instrText xml:space="preserve"> PAGEREF _Toc215882176 \h </w:instrText>
+              <w:instrText xml:space="preserve"> PAGEREF _Toc216084012 \h </w:instrText>
             </w:r>
             <w:r>
               <w:rPr>
@@ -714,10 +712,13 @@
               <w:tab w:val="right" w:leader="dot" w:pos="9345"/>
             </w:tabs>
             <w:rPr>
+              <w:rFonts w:asciiTheme="minorHAnsi" w:eastAsiaTheme="minorEastAsia" w:hAnsiTheme="minorHAnsi"/>
               <w:noProof/>
+              <w:sz w:val="22"/>
+              <w:lang w:eastAsia="ru-RU"/>
             </w:rPr>
           </w:pPr>
-          <w:hyperlink w:anchor="_Toc215882177" w:history="1">
+          <w:hyperlink w:anchor="_Toc216084013" w:history="1">
             <w:r>
               <w:rPr>
                 <w:rStyle w:val="a9"/>
@@ -744,7 +745,7 @@
                 <w:noProof/>
                 <w:webHidden/>
               </w:rPr>
-              <w:instrText xml:space="preserve"> PAGEREF _Toc215882177 \h </w:instrText>
+              <w:instrText xml:space="preserve"> PAGEREF _Toc216084013 \h </w:instrText>
             </w:r>
             <w:r>
               <w:rPr>
@@ -782,16 +783,19 @@
               <w:tab w:val="right" w:leader="dot" w:pos="9345"/>
             </w:tabs>
             <w:rPr>
+              <w:rFonts w:asciiTheme="minorHAnsi" w:eastAsiaTheme="minorEastAsia" w:hAnsiTheme="minorHAnsi"/>
               <w:noProof/>
+              <w:sz w:val="22"/>
+              <w:lang w:eastAsia="ru-RU"/>
             </w:rPr>
           </w:pPr>
-          <w:hyperlink w:anchor="_Toc215882178" w:history="1">
+          <w:hyperlink w:anchor="_Toc216084014" w:history="1">
             <w:r>
               <w:rPr>
                 <w:rStyle w:val="a9"/>
                 <w:noProof/>
               </w:rPr>
-              <w:t>Схема навигации сайта</w:t>
+              <w:t>Эскиз интерфейса</w:t>
             </w:r>
             <w:r>
               <w:rPr>
@@ -812,7 +816,7 @@
                 <w:noProof/>
                 <w:webHidden/>
               </w:rPr>
-              <w:instrText xml:space="preserve"> PAGEREF _Toc215882178 \h </w:instrText>
+              <w:instrText xml:space="preserve"> PAGEREF _Toc216084014 \h </w:instrText>
             </w:r>
             <w:r>
               <w:rPr>
@@ -850,10 +854,13 @@
               <w:tab w:val="right" w:leader="dot" w:pos="9345"/>
             </w:tabs>
             <w:rPr>
+              <w:rFonts w:asciiTheme="minorHAnsi" w:eastAsiaTheme="minorEastAsia" w:hAnsiTheme="minorHAnsi"/>
               <w:noProof/>
+              <w:sz w:val="22"/>
+              <w:lang w:eastAsia="ru-RU"/>
             </w:rPr>
           </w:pPr>
-          <w:hyperlink w:anchor="_Toc215882179" w:history="1">
+          <w:hyperlink w:anchor="_Toc216084015" w:history="1">
             <w:r>
               <w:rPr>
                 <w:rStyle w:val="a9"/>
@@ -888,7 +895,7 @@
                 <w:noProof/>
                 <w:webHidden/>
               </w:rPr>
-              <w:instrText xml:space="preserve"> PAGEREF _Toc215882179 \h </w:instrText>
+              <w:instrText xml:space="preserve"> PAGEREF _Toc216084015 \h </w:instrText>
             </w:r>
             <w:r>
               <w:rPr>
@@ -908,7 +915,7 @@
                 <w:noProof/>
                 <w:webHidden/>
               </w:rPr>
-              <w:t>3</w:t>
+              <w:t>4</w:t>
             </w:r>
             <w:r>
               <w:rPr>
@@ -926,10 +933,13 @@
               <w:tab w:val="right" w:leader="dot" w:pos="9345"/>
             </w:tabs>
             <w:rPr>
+              <w:rFonts w:asciiTheme="minorHAnsi" w:eastAsiaTheme="minorEastAsia" w:hAnsiTheme="minorHAnsi"/>
               <w:noProof/>
+              <w:sz w:val="22"/>
+              <w:lang w:eastAsia="ru-RU"/>
             </w:rPr>
           </w:pPr>
-          <w:hyperlink w:anchor="_Toc215882180" w:history="1">
+          <w:hyperlink w:anchor="_Toc216084016" w:history="1">
             <w:r>
               <w:rPr>
                 <w:rStyle w:val="a9"/>
@@ -964,7 +974,7 @@
                 <w:noProof/>
                 <w:webHidden/>
               </w:rPr>
-              <w:instrText xml:space="preserve"> PAGEREF _Toc215882180 \h </w:instrText>
+              <w:instrText xml:space="preserve"> PAGEREF _Toc216084016 \h </w:instrText>
             </w:r>
             <w:r>
               <w:rPr>
@@ -1002,10 +1012,13 @@
               <w:tab w:val="right" w:leader="dot" w:pos="9345"/>
             </w:tabs>
             <w:rPr>
+              <w:rFonts w:asciiTheme="minorHAnsi" w:eastAsiaTheme="minorEastAsia" w:hAnsiTheme="minorHAnsi"/>
               <w:noProof/>
+              <w:sz w:val="22"/>
+              <w:lang w:eastAsia="ru-RU"/>
             </w:rPr>
           </w:pPr>
-          <w:hyperlink w:anchor="_Toc215882181" w:history="1">
+          <w:hyperlink w:anchor="_Toc216084017" w:history="1">
             <w:r>
               <w:rPr>
                 <w:rStyle w:val="a9"/>
@@ -1040,7 +1053,7 @@
                 <w:noProof/>
                 <w:webHidden/>
               </w:rPr>
-              <w:instrText xml:space="preserve"> PAGEREF _Toc215882181 \h </w:instrText>
+              <w:instrText xml:space="preserve"> PAGEREF _Toc216084017 \h </w:instrText>
             </w:r>
             <w:r>
               <w:rPr>
@@ -1060,7 +1073,7 @@
                 <w:noProof/>
                 <w:webHidden/>
               </w:rPr>
-              <w:t>4</w:t>
+              <w:t>5</w:t>
             </w:r>
             <w:r>
               <w:rPr>
@@ -1078,24 +1091,19 @@
               <w:tab w:val="right" w:leader="dot" w:pos="9345"/>
             </w:tabs>
             <w:rPr>
+              <w:rFonts w:asciiTheme="minorHAnsi" w:eastAsiaTheme="minorEastAsia" w:hAnsiTheme="minorHAnsi"/>
               <w:noProof/>
+              <w:sz w:val="22"/>
+              <w:lang w:eastAsia="ru-RU"/>
             </w:rPr>
           </w:pPr>
-          <w:hyperlink w:anchor="_Toc215882182" w:history="1">
+          <w:hyperlink w:anchor="_Toc216084018" w:history="1">
             <w:r>
               <w:rPr>
                 <w:rStyle w:val="a9"/>
                 <w:noProof/>
               </w:rPr>
-              <w:t xml:space="preserve">Интерфейс для мобильного приложение на </w:t>
-            </w:r>
-            <w:r>
-              <w:rPr>
-                <w:rStyle w:val="a9"/>
-                <w:noProof/>
-                <w:lang w:val="en-US"/>
-              </w:rPr>
-              <w:t>IOS</w:t>
+              <w:t>Схема навигации сайта</w:t>
             </w:r>
             <w:r>
               <w:rPr>
@@ -1116,7 +1124,7 @@
                 <w:noProof/>
                 <w:webHidden/>
               </w:rPr>
-              <w:instrText xml:space="preserve"> PAGEREF _Toc215882182 \h </w:instrText>
+              <w:instrText xml:space="preserve"> PAGEREF _Toc216084018 \h </w:instrText>
             </w:r>
             <w:r>
               <w:rPr>
@@ -1154,24 +1162,19 @@
               <w:tab w:val="right" w:leader="dot" w:pos="9345"/>
             </w:tabs>
             <w:rPr>
+              <w:rFonts w:asciiTheme="minorHAnsi" w:eastAsiaTheme="minorEastAsia" w:hAnsiTheme="minorHAnsi"/>
               <w:noProof/>
+              <w:sz w:val="22"/>
+              <w:lang w:eastAsia="ru-RU"/>
             </w:rPr>
           </w:pPr>
-          <w:hyperlink w:anchor="_Toc215882183" w:history="1">
+          <w:hyperlink w:anchor="_Toc216084019" w:history="1">
             <w:r>
               <w:rPr>
                 <w:rStyle w:val="a9"/>
                 <w:noProof/>
               </w:rPr>
-              <w:t xml:space="preserve">Интерфейс для мобильного приложение на </w:t>
-            </w:r>
-            <w:r>
-              <w:rPr>
-                <w:rStyle w:val="a9"/>
-                <w:noProof/>
-                <w:lang w:val="en-US"/>
-              </w:rPr>
-              <w:t>Android</w:t>
+              <w:t>Описание интерфейса</w:t>
             </w:r>
             <w:r>
               <w:rPr>
@@ -1192,7 +1195,7 @@
                 <w:noProof/>
                 <w:webHidden/>
               </w:rPr>
-              <w:instrText xml:space="preserve"> PAGEREF _Toc215882183 \h </w:instrText>
+              <w:instrText xml:space="preserve"> PAGEREF _Toc216084019 \h </w:instrText>
             </w:r>
             <w:r>
               <w:rPr>
@@ -1212,7 +1215,7 @@
                 <w:noProof/>
                 <w:webHidden/>
               </w:rPr>
-              <w:t>6</w:t>
+              <w:t>5</w:t>
             </w:r>
             <w:r>
               <w:rPr>
@@ -1230,10 +1233,13 @@
               <w:tab w:val="right" w:leader="dot" w:pos="9345"/>
             </w:tabs>
             <w:rPr>
+              <w:rFonts w:asciiTheme="minorHAnsi" w:eastAsiaTheme="minorEastAsia" w:hAnsiTheme="minorHAnsi"/>
               <w:noProof/>
+              <w:sz w:val="22"/>
+              <w:lang w:eastAsia="ru-RU"/>
             </w:rPr>
           </w:pPr>
-          <w:hyperlink w:anchor="_Toc215882184" w:history="1">
+          <w:hyperlink w:anchor="_Toc216084020" w:history="1">
             <w:r>
               <w:rPr>
                 <w:rStyle w:val="a9"/>
@@ -1260,7 +1266,7 @@
                 <w:noProof/>
                 <w:webHidden/>
               </w:rPr>
-              <w:instrText xml:space="preserve"> PAGEREF _Toc215882184 \h </w:instrText>
+              <w:instrText xml:space="preserve"> PAGEREF _Toc216084020 \h </w:instrText>
             </w:r>
             <w:r>
               <w:rPr>
@@ -1298,10 +1304,13 @@
               <w:tab w:val="right" w:leader="dot" w:pos="9345"/>
             </w:tabs>
             <w:rPr>
+              <w:rFonts w:asciiTheme="minorHAnsi" w:eastAsiaTheme="minorEastAsia" w:hAnsiTheme="minorHAnsi"/>
               <w:noProof/>
+              <w:sz w:val="22"/>
+              <w:lang w:eastAsia="ru-RU"/>
             </w:rPr>
           </w:pPr>
-          <w:hyperlink w:anchor="_Toc215882185" w:history="1">
+          <w:hyperlink w:anchor="_Toc216084021" w:history="1">
             <w:r>
               <w:rPr>
                 <w:rStyle w:val="a9"/>
@@ -1328,7 +1337,7 @@
                 <w:noProof/>
                 <w:webHidden/>
               </w:rPr>
-              <w:instrText xml:space="preserve"> PAGEREF _Toc215882185 \h </w:instrText>
+              <w:instrText xml:space="preserve"> PAGEREF _Toc216084021 \h </w:instrText>
             </w:r>
             <w:r>
               <w:rPr>
@@ -1366,10 +1375,13 @@
               <w:tab w:val="right" w:leader="dot" w:pos="9345"/>
             </w:tabs>
             <w:rPr>
+              <w:rFonts w:asciiTheme="minorHAnsi" w:eastAsiaTheme="minorEastAsia" w:hAnsiTheme="minorHAnsi"/>
               <w:noProof/>
+              <w:sz w:val="22"/>
+              <w:lang w:eastAsia="ru-RU"/>
             </w:rPr>
           </w:pPr>
-          <w:hyperlink w:anchor="_Toc215882186" w:history="1">
+          <w:hyperlink w:anchor="_Toc216084022" w:history="1">
             <w:r>
               <w:rPr>
                 <w:rStyle w:val="a9"/>
@@ -1396,7 +1408,7 @@
                 <w:noProof/>
                 <w:webHidden/>
               </w:rPr>
-              <w:instrText xml:space="preserve"> PAGEREF _Toc215882186 \h </w:instrText>
+              <w:instrText xml:space="preserve"> PAGEREF _Toc216084022 \h </w:instrText>
             </w:r>
             <w:r>
               <w:rPr>
@@ -1434,7 +1446,10 @@
         </w:p>
       </w:sdtContent>
     </w:sdt>
-    <w:p/>
+    <w:p>
+      <w:bookmarkStart w:id="0" w:name="_GoBack"/>
+      <w:bookmarkEnd w:id="0"/>
+    </w:p>
     <w:p>
       <w:r>
         <w:br w:type="page"/>
@@ -1444,83 +1459,431 @@
       <w:pPr>
         <w:pStyle w:val="1"/>
       </w:pPr>
-      <w:bookmarkStart w:id="0" w:name="_Toc215882175"/>
+      <w:bookmarkStart w:id="1" w:name="_Toc216084011"/>
       <w:r>
         <w:lastRenderedPageBreak/>
         <w:t>ТЕМА:</w:t>
       </w:r>
-      <w:bookmarkEnd w:id="0"/>
+      <w:bookmarkEnd w:id="1"/>
       <w:r>
         <w:t xml:space="preserve"> </w:t>
       </w:r>
     </w:p>
     <w:p>
       <w:r>
-        <w:t>Инструменты проектирования интерфейса пользователя</w:t>
+        <w:t xml:space="preserve">Разработка приложения для проката коньков роликов велосипедов и лыж для </w:t>
+      </w:r>
+      <w:proofErr w:type="spellStart"/>
+      <w:r>
+        <w:t>десктопного</w:t>
+      </w:r>
+      <w:proofErr w:type="spellEnd"/>
+      <w:r>
+        <w:t xml:space="preserve"> приложения на компьютере</w:t>
       </w:r>
     </w:p>
     <w:p>
       <w:pPr>
         <w:pStyle w:val="1"/>
       </w:pPr>
-      <w:bookmarkStart w:id="1" w:name="_Toc215882176"/>
+      <w:bookmarkStart w:id="2" w:name="_Toc216084012"/>
       <w:r>
         <w:t>ЦЕЛЬ РАБОТЫ:</w:t>
       </w:r>
-      <w:bookmarkEnd w:id="1"/>
-    </w:p>
-    <w:p>
-      <w:r>
-        <w:t xml:space="preserve">Изучение и получение навыков проектирования интерфейсов пользователя </w:t>
+      <w:bookmarkEnd w:id="2"/>
+    </w:p>
+    <w:p>
+      <w:pPr>
+        <w:pStyle w:val="aa"/>
+        <w:numPr>
+          <w:ilvl w:val="0"/>
+          <w:numId w:val="8"/>
+        </w:numPr>
+      </w:pPr>
+      <w:r>
+        <w:t xml:space="preserve">Создать удобный и привлекательный интерфейс </w:t>
       </w:r>
       <w:proofErr w:type="gramStart"/>
       <w:r>
-        <w:t>с</w:t>
+        <w:t>интернет-магазина</w:t>
       </w:r>
       <w:proofErr w:type="gramEnd"/>
       <w:r>
-        <w:t xml:space="preserve"> </w:t>
+        <w:t xml:space="preserve"> спортивных товаров.</w:t>
+      </w:r>
+    </w:p>
+    <w:p>
+      <w:pPr>
+        <w:pStyle w:val="aa"/>
+        <w:numPr>
+          <w:ilvl w:val="0"/>
+          <w:numId w:val="8"/>
+        </w:numPr>
+      </w:pPr>
+      <w:r>
+        <w:t>Обеспечить лёгкую навигацию по категориям (коньки, ролики, велосипеды, лыжи).</w:t>
+      </w:r>
+    </w:p>
+    <w:p>
+      <w:pPr>
+        <w:pStyle w:val="aa"/>
+        <w:numPr>
+          <w:ilvl w:val="0"/>
+          <w:numId w:val="8"/>
+        </w:numPr>
+      </w:pPr>
+      <w:r>
+        <w:t xml:space="preserve">Наглядно </w:t>
       </w:r>
       <w:proofErr w:type="gramStart"/>
       <w:r>
-        <w:t>без</w:t>
+        <w:t>показать</w:t>
       </w:r>
       <w:proofErr w:type="gramEnd"/>
       <w:r>
-        <w:t xml:space="preserve"> применения цифровых инструментов.</w:t>
+        <w:t xml:space="preserve"> как будет выглядеть интерфейс с картинками товаров</w:t>
+      </w:r>
+    </w:p>
+    <w:p>
+      <w:pPr>
+        <w:pStyle w:val="aa"/>
+        <w:numPr>
+          <w:ilvl w:val="0"/>
+          <w:numId w:val="8"/>
+        </w:numPr>
+      </w:pPr>
+      <w:r>
+        <w:t>Разработать единый стиль интерфейса.</w:t>
       </w:r>
     </w:p>
     <w:p>
       <w:pPr>
         <w:pStyle w:val="1"/>
+      </w:pPr>
+      <w:bookmarkStart w:id="3" w:name="_Toc216084013"/>
+      <w:r>
+        <w:t>ПРАКТИЧЕСКАЯ ЧАСТЬ</w:t>
+      </w:r>
+      <w:bookmarkEnd w:id="3"/>
+    </w:p>
+    <w:p>
+      <w:pPr>
+        <w:pStyle w:val="2"/>
+      </w:pPr>
+      <w:bookmarkStart w:id="4" w:name="_Toc216084014"/>
+      <w:r>
+        <w:t>Эскиз интерфейса</w:t>
+      </w:r>
+      <w:bookmarkEnd w:id="4"/>
+    </w:p>
+    <w:p>
+      <w:r>
+        <w:rPr>
+          <w:noProof/>
+          <w:lang w:eastAsia="ru-RU"/>
+        </w:rPr>
+        <w:drawing>
+          <wp:inline distT="0" distB="0" distL="0" distR="0" wp14:anchorId="2C0BE4A1" wp14:editId="5F4ED18C">
+            <wp:extent cx="5924550" cy="3606800"/>
+            <wp:effectExtent l="0" t="0" r="0" b="0"/>
+            <wp:docPr id="3" name="Рисунок 3"/>
+            <wp:cNvGraphicFramePr>
+              <a:graphicFrameLocks xmlns:a="http://schemas.openxmlformats.org/drawingml/2006/main" noChangeAspect="1"/>
+            </wp:cNvGraphicFramePr>
+            <a:graphic xmlns:a="http://schemas.openxmlformats.org/drawingml/2006/main">
+              <a:graphicData uri="http://schemas.openxmlformats.org/drawingml/2006/picture">
+                <pic:pic xmlns:pic="http://schemas.openxmlformats.org/drawingml/2006/picture">
+                  <pic:nvPicPr>
+                    <pic:cNvPr id="0" name=""/>
+                    <pic:cNvPicPr/>
+                  </pic:nvPicPr>
+                  <pic:blipFill>
+                    <a:blip r:embed="rId8"/>
+                    <a:stretch>
+                      <a:fillRect/>
+                    </a:stretch>
+                  </pic:blipFill>
+                  <pic:spPr>
+                    <a:xfrm>
+                      <a:off x="0" y="0"/>
+                      <a:ext cx="5924550" cy="3606800"/>
+                    </a:xfrm>
+                    <a:prstGeom prst="rect">
+                      <a:avLst/>
+                    </a:prstGeom>
+                  </pic:spPr>
+                </pic:pic>
+              </a:graphicData>
+            </a:graphic>
+          </wp:inline>
+        </w:drawing>
+      </w:r>
+    </w:p>
+    <w:p>
+      <w:pPr>
+        <w:pStyle w:val="2"/>
+      </w:pPr>
+      <w:bookmarkStart w:id="5" w:name="_Toc216084015"/>
+      <w:r>
+        <w:lastRenderedPageBreak/>
+        <w:t xml:space="preserve">Макет Интерфейса </w:t>
+      </w:r>
+      <w:proofErr w:type="spellStart"/>
+      <w:r>
+        <w:t>десктопного</w:t>
+      </w:r>
+      <w:proofErr w:type="spellEnd"/>
+      <w:r>
+        <w:t xml:space="preserve"> приложения на </w:t>
+      </w:r>
+      <w:proofErr w:type="spellStart"/>
+      <w:r>
         <w:rPr>
           <w:lang w:val="en-US"/>
         </w:rPr>
-      </w:pPr>
-      <w:bookmarkStart w:id="2" w:name="_Toc215882177"/>
-      <w:r>
-        <w:t>ПРАКТИЧЕСКАЯ ЧАСТЬ</w:t>
-      </w:r>
-      <w:bookmarkEnd w:id="2"/>
+        <w:t>MacOS</w:t>
+      </w:r>
+      <w:bookmarkEnd w:id="5"/>
+      <w:proofErr w:type="spellEnd"/>
+    </w:p>
+    <w:p>
+      <w:pPr>
+        <w:rPr>
+          <w:rFonts w:cs="Times New Roman"/>
+          <w:lang w:val="en-US"/>
+        </w:rPr>
+      </w:pPr>
+      <w:r>
+        <w:rPr>
+          <w:rFonts w:cs="Times New Roman"/>
+          <w:noProof/>
+          <w:lang w:eastAsia="ru-RU"/>
+        </w:rPr>
+        <w:drawing>
+          <wp:inline distT="0" distB="0" distL="0" distR="0">
+            <wp:extent cx="5125444" cy="3080578"/>
+            <wp:effectExtent l="19050" t="0" r="0" b="0"/>
+            <wp:docPr id="14" name="Рисунок 14"/>
+            <wp:cNvGraphicFramePr>
+              <a:graphicFrameLocks xmlns:a="http://schemas.openxmlformats.org/drawingml/2006/main" noChangeAspect="1"/>
+            </wp:cNvGraphicFramePr>
+            <a:graphic xmlns:a="http://schemas.openxmlformats.org/drawingml/2006/main">
+              <a:graphicData uri="http://schemas.openxmlformats.org/drawingml/2006/picture">
+                <pic:pic xmlns:pic="http://schemas.openxmlformats.org/drawingml/2006/picture">
+                  <pic:nvPicPr>
+                    <pic:cNvPr id="0" name="Picture 14"/>
+                    <pic:cNvPicPr>
+                      <a:picLocks noChangeAspect="1" noChangeArrowheads="1"/>
+                    </pic:cNvPicPr>
+                  </pic:nvPicPr>
+                  <pic:blipFill>
+                    <a:blip r:embed="rId9" cstate="print"/>
+                    <a:srcRect/>
+                    <a:stretch>
+                      <a:fillRect/>
+                    </a:stretch>
+                  </pic:blipFill>
+                  <pic:spPr bwMode="auto">
+                    <a:xfrm>
+                      <a:off x="0" y="0"/>
+                      <a:ext cx="5125840" cy="3080816"/>
+                    </a:xfrm>
+                    <a:prstGeom prst="rect">
+                      <a:avLst/>
+                    </a:prstGeom>
+                    <a:noFill/>
+                    <a:ln w="9525">
+                      <a:noFill/>
+                      <a:miter lim="800000"/>
+                      <a:headEnd/>
+                      <a:tailEnd/>
+                    </a:ln>
+                  </pic:spPr>
+                </pic:pic>
+              </a:graphicData>
+            </a:graphic>
+          </wp:inline>
+        </w:drawing>
+      </w:r>
     </w:p>
     <w:p>
       <w:pPr>
         <w:pStyle w:val="2"/>
       </w:pPr>
-      <w:bookmarkStart w:id="3" w:name="_Toc215882178"/>
+      <w:bookmarkStart w:id="6" w:name="_Toc216084016"/>
+      <w:r>
+        <w:t xml:space="preserve">Макет Интерфейса </w:t>
+      </w:r>
+      <w:proofErr w:type="spellStart"/>
+      <w:r>
+        <w:t>десктопного</w:t>
+      </w:r>
+      <w:proofErr w:type="spellEnd"/>
+      <w:r>
+        <w:t xml:space="preserve"> приложения на </w:t>
+      </w:r>
+      <w:r>
+        <w:rPr>
+          <w:lang w:val="en-US"/>
+        </w:rPr>
+        <w:t>Windows</w:t>
+      </w:r>
+      <w:bookmarkEnd w:id="6"/>
+    </w:p>
+    <w:p>
+      <w:pPr>
+        <w:rPr>
+          <w:rFonts w:cs="Times New Roman"/>
+          <w:lang w:val="en-US"/>
+        </w:rPr>
+      </w:pPr>
+      <w:r>
+        <w:rPr>
+          <w:rFonts w:cs="Times New Roman"/>
+          <w:noProof/>
+          <w:lang w:eastAsia="ru-RU"/>
+        </w:rPr>
+        <w:drawing>
+          <wp:inline distT="0" distB="0" distL="0" distR="0">
+            <wp:extent cx="5940425" cy="3580614"/>
+            <wp:effectExtent l="19050" t="0" r="3175" b="0"/>
+            <wp:docPr id="17" name="Рисунок 17"/>
+            <wp:cNvGraphicFramePr>
+              <a:graphicFrameLocks xmlns:a="http://schemas.openxmlformats.org/drawingml/2006/main" noChangeAspect="1"/>
+            </wp:cNvGraphicFramePr>
+            <a:graphic xmlns:a="http://schemas.openxmlformats.org/drawingml/2006/main">
+              <a:graphicData uri="http://schemas.openxmlformats.org/drawingml/2006/picture">
+                <pic:pic xmlns:pic="http://schemas.openxmlformats.org/drawingml/2006/picture">
+                  <pic:nvPicPr>
+                    <pic:cNvPr id="0" name="Picture 17"/>
+                    <pic:cNvPicPr>
+                      <a:picLocks noChangeAspect="1" noChangeArrowheads="1"/>
+                    </pic:cNvPicPr>
+                  </pic:nvPicPr>
+                  <pic:blipFill>
+                    <a:blip r:embed="rId10" cstate="print"/>
+                    <a:srcRect/>
+                    <a:stretch>
+                      <a:fillRect/>
+                    </a:stretch>
+                  </pic:blipFill>
+                  <pic:spPr bwMode="auto">
+                    <a:xfrm>
+                      <a:off x="0" y="0"/>
+                      <a:ext cx="5940425" cy="3580614"/>
+                    </a:xfrm>
+                    <a:prstGeom prst="rect">
+                      <a:avLst/>
+                    </a:prstGeom>
+                    <a:noFill/>
+                    <a:ln w="9525">
+                      <a:noFill/>
+                      <a:miter lim="800000"/>
+                      <a:headEnd/>
+                      <a:tailEnd/>
+                    </a:ln>
+                  </pic:spPr>
+                </pic:pic>
+              </a:graphicData>
+            </a:graphic>
+          </wp:inline>
+        </w:drawing>
+      </w:r>
+    </w:p>
+    <w:p>
+      <w:pPr>
+        <w:pStyle w:val="2"/>
+      </w:pPr>
+      <w:bookmarkStart w:id="7" w:name="_Toc216084017"/>
+      <w:r>
+        <w:lastRenderedPageBreak/>
+        <w:t xml:space="preserve">Макет Интерфейса </w:t>
+      </w:r>
+      <w:proofErr w:type="spellStart"/>
+      <w:r>
+        <w:t>десктопного</w:t>
+      </w:r>
+      <w:proofErr w:type="spellEnd"/>
+      <w:r>
+        <w:t xml:space="preserve"> приложения на </w:t>
+      </w:r>
+      <w:r>
+        <w:rPr>
+          <w:lang w:val="en-US"/>
+        </w:rPr>
+        <w:t>Linux</w:t>
+      </w:r>
+      <w:bookmarkEnd w:id="7"/>
+    </w:p>
+    <w:p>
+      <w:pPr>
+        <w:rPr>
+          <w:rFonts w:cs="Times New Roman"/>
+          <w:lang w:val="en-US"/>
+        </w:rPr>
+      </w:pPr>
+      <w:r>
+        <w:rPr>
+          <w:rFonts w:cs="Times New Roman"/>
+          <w:noProof/>
+          <w:lang w:eastAsia="ru-RU"/>
+        </w:rPr>
+        <w:drawing>
+          <wp:inline distT="0" distB="0" distL="0" distR="0">
+            <wp:extent cx="5940425" cy="3572788"/>
+            <wp:effectExtent l="19050" t="0" r="3175" b="0"/>
+            <wp:docPr id="20" name="Рисунок 20"/>
+            <wp:cNvGraphicFramePr>
+              <a:graphicFrameLocks xmlns:a="http://schemas.openxmlformats.org/drawingml/2006/main" noChangeAspect="1"/>
+            </wp:cNvGraphicFramePr>
+            <a:graphic xmlns:a="http://schemas.openxmlformats.org/drawingml/2006/main">
+              <a:graphicData uri="http://schemas.openxmlformats.org/drawingml/2006/picture">
+                <pic:pic xmlns:pic="http://schemas.openxmlformats.org/drawingml/2006/picture">
+                  <pic:nvPicPr>
+                    <pic:cNvPr id="0" name="Picture 20"/>
+                    <pic:cNvPicPr>
+                      <a:picLocks noChangeAspect="1" noChangeArrowheads="1"/>
+                    </pic:cNvPicPr>
+                  </pic:nvPicPr>
+                  <pic:blipFill>
+                    <a:blip r:embed="rId11" cstate="print"/>
+                    <a:srcRect/>
+                    <a:stretch>
+                      <a:fillRect/>
+                    </a:stretch>
+                  </pic:blipFill>
+                  <pic:spPr bwMode="auto">
+                    <a:xfrm>
+                      <a:off x="0" y="0"/>
+                      <a:ext cx="5940425" cy="3572788"/>
+                    </a:xfrm>
+                    <a:prstGeom prst="rect">
+                      <a:avLst/>
+                    </a:prstGeom>
+                    <a:noFill/>
+                    <a:ln w="9525">
+                      <a:noFill/>
+                      <a:miter lim="800000"/>
+                      <a:headEnd/>
+                      <a:tailEnd/>
+                    </a:ln>
+                  </pic:spPr>
+                </pic:pic>
+              </a:graphicData>
+            </a:graphic>
+          </wp:inline>
+        </w:drawing>
+      </w:r>
+    </w:p>
+    <w:p>
+      <w:pPr>
+        <w:pStyle w:val="2"/>
+      </w:pPr>
+      <w:bookmarkStart w:id="8" w:name="_Toc216084018"/>
       <w:r>
         <w:t>Схема навигации сайта</w:t>
       </w:r>
-      <w:bookmarkEnd w:id="3"/>
-    </w:p>
-    <w:p>
-      <w:pPr>
-        <w:jc w:val="center"/>
-        <w:rPr>
-          <w:rFonts w:cs="Times New Roman"/>
-          <w:lang w:val="en-US"/>
-        </w:rPr>
-      </w:pPr>
+      <w:bookmarkEnd w:id="8"/>
     </w:p>
     <w:p>
       <w:pPr>
@@ -1538,10 +1901,10 @@
           <w:lang w:eastAsia="ru-RU"/>
         </w:rPr>
         <w:drawing>
-          <wp:inline distT="0" distB="0" distL="0" distR="0">
+          <wp:inline distT="0" distB="0" distL="0" distR="0" wp14:anchorId="45F9E74D" wp14:editId="1F2B442D">
             <wp:extent cx="4036116" cy="3034607"/>
             <wp:effectExtent l="19050" t="0" r="2484" b="0"/>
-            <wp:docPr id="5" name="Рисунок 5"/>
+            <wp:docPr id="1" name="Рисунок 1"/>
             <wp:cNvGraphicFramePr>
               <a:graphicFrameLocks xmlns:a="http://schemas.openxmlformats.org/drawingml/2006/main" noChangeAspect="1"/>
             </wp:cNvGraphicFramePr>
@@ -1555,7 +1918,7 @@
                     </pic:cNvPicPr>
                   </pic:nvPicPr>
                   <pic:blipFill>
-                    <a:blip r:embed="rId7" cstate="print"/>
+                    <a:blip r:embed="rId12" cstate="print"/>
                     <a:srcRect/>
                     <a:stretch>
                       <a:fillRect/>
@@ -1588,503 +1951,7 @@
       <w:pPr>
         <w:pStyle w:val="2"/>
       </w:pPr>
-      <w:bookmarkStart w:id="4" w:name="_Toc215882179"/>
-      <w:r>
-        <w:lastRenderedPageBreak/>
-        <w:t xml:space="preserve">Макет Интерфейса </w:t>
-      </w:r>
-      <w:proofErr w:type="spellStart"/>
-      <w:r>
-        <w:t>десктопного</w:t>
-      </w:r>
-      <w:proofErr w:type="spellEnd"/>
-      <w:r>
-        <w:t xml:space="preserve"> приложения на </w:t>
-      </w:r>
-      <w:proofErr w:type="spellStart"/>
-      <w:r>
-        <w:rPr>
-          <w:lang w:val="en-US"/>
-        </w:rPr>
-        <w:t>MacOS</w:t>
-      </w:r>
-      <w:bookmarkEnd w:id="4"/>
-      <w:proofErr w:type="spellEnd"/>
-    </w:p>
-    <w:p>
-      <w:pPr>
-        <w:rPr>
-          <w:rFonts w:cs="Times New Roman"/>
-          <w:lang w:val="en-US"/>
-        </w:rPr>
-      </w:pPr>
-      <w:r>
-        <w:rPr>
-          <w:rFonts w:cs="Times New Roman"/>
-          <w:noProof/>
-          <w:lang w:eastAsia="ru-RU"/>
-        </w:rPr>
-        <w:drawing>
-          <wp:inline distT="0" distB="0" distL="0" distR="0">
-            <wp:extent cx="5125444" cy="3080578"/>
-            <wp:effectExtent l="19050" t="0" r="0" b="0"/>
-            <wp:docPr id="14" name="Рисунок 14"/>
-            <wp:cNvGraphicFramePr>
-              <a:graphicFrameLocks xmlns:a="http://schemas.openxmlformats.org/drawingml/2006/main" noChangeAspect="1"/>
-            </wp:cNvGraphicFramePr>
-            <a:graphic xmlns:a="http://schemas.openxmlformats.org/drawingml/2006/main">
-              <a:graphicData uri="http://schemas.openxmlformats.org/drawingml/2006/picture">
-                <pic:pic xmlns:pic="http://schemas.openxmlformats.org/drawingml/2006/picture">
-                  <pic:nvPicPr>
-                    <pic:cNvPr id="0" name="Picture 14"/>
-                    <pic:cNvPicPr>
-                      <a:picLocks noChangeAspect="1" noChangeArrowheads="1"/>
-                    </pic:cNvPicPr>
-                  </pic:nvPicPr>
-                  <pic:blipFill>
-                    <a:blip r:embed="rId8" cstate="print"/>
-                    <a:srcRect/>
-                    <a:stretch>
-                      <a:fillRect/>
-                    </a:stretch>
-                  </pic:blipFill>
-                  <pic:spPr bwMode="auto">
-                    <a:xfrm>
-                      <a:off x="0" y="0"/>
-                      <a:ext cx="5125840" cy="3080816"/>
-                    </a:xfrm>
-                    <a:prstGeom prst="rect">
-                      <a:avLst/>
-                    </a:prstGeom>
-                    <a:noFill/>
-                    <a:ln w="9525">
-                      <a:noFill/>
-                      <a:miter lim="800000"/>
-                      <a:headEnd/>
-                      <a:tailEnd/>
-                    </a:ln>
-                  </pic:spPr>
-                </pic:pic>
-              </a:graphicData>
-            </a:graphic>
-          </wp:inline>
-        </w:drawing>
-      </w:r>
-    </w:p>
-    <w:p>
-      <w:pPr>
-        <w:pStyle w:val="2"/>
-      </w:pPr>
-      <w:bookmarkStart w:id="5" w:name="_Toc215882180"/>
-      <w:r>
-        <w:t xml:space="preserve">Макет Интерфейса </w:t>
-      </w:r>
-      <w:proofErr w:type="spellStart"/>
-      <w:r>
-        <w:t>десктопного</w:t>
-      </w:r>
-      <w:proofErr w:type="spellEnd"/>
-      <w:r>
-        <w:t xml:space="preserve"> приложения на </w:t>
-      </w:r>
-      <w:r>
-        <w:rPr>
-          <w:lang w:val="en-US"/>
-        </w:rPr>
-        <w:t>Windows</w:t>
-      </w:r>
-      <w:bookmarkEnd w:id="5"/>
-    </w:p>
-    <w:p>
-      <w:pPr>
-        <w:rPr>
-          <w:rFonts w:cs="Times New Roman"/>
-          <w:lang w:val="en-US"/>
-        </w:rPr>
-      </w:pPr>
-      <w:r>
-        <w:rPr>
-          <w:rFonts w:cs="Times New Roman"/>
-          <w:noProof/>
-          <w:lang w:eastAsia="ru-RU"/>
-        </w:rPr>
-        <w:drawing>
-          <wp:inline distT="0" distB="0" distL="0" distR="0">
-            <wp:extent cx="5940425" cy="3580614"/>
-            <wp:effectExtent l="19050" t="0" r="3175" b="0"/>
-            <wp:docPr id="17" name="Рисунок 17"/>
-            <wp:cNvGraphicFramePr>
-              <a:graphicFrameLocks xmlns:a="http://schemas.openxmlformats.org/drawingml/2006/main" noChangeAspect="1"/>
-            </wp:cNvGraphicFramePr>
-            <a:graphic xmlns:a="http://schemas.openxmlformats.org/drawingml/2006/main">
-              <a:graphicData uri="http://schemas.openxmlformats.org/drawingml/2006/picture">
-                <pic:pic xmlns:pic="http://schemas.openxmlformats.org/drawingml/2006/picture">
-                  <pic:nvPicPr>
-                    <pic:cNvPr id="0" name="Picture 17"/>
-                    <pic:cNvPicPr>
-                      <a:picLocks noChangeAspect="1" noChangeArrowheads="1"/>
-                    </pic:cNvPicPr>
-                  </pic:nvPicPr>
-                  <pic:blipFill>
-                    <a:blip r:embed="rId9" cstate="print"/>
-                    <a:srcRect/>
-                    <a:stretch>
-                      <a:fillRect/>
-                    </a:stretch>
-                  </pic:blipFill>
-                  <pic:spPr bwMode="auto">
-                    <a:xfrm>
-                      <a:off x="0" y="0"/>
-                      <a:ext cx="5940425" cy="3580614"/>
-                    </a:xfrm>
-                    <a:prstGeom prst="rect">
-                      <a:avLst/>
-                    </a:prstGeom>
-                    <a:noFill/>
-                    <a:ln w="9525">
-                      <a:noFill/>
-                      <a:miter lim="800000"/>
-                      <a:headEnd/>
-                      <a:tailEnd/>
-                    </a:ln>
-                  </pic:spPr>
-                </pic:pic>
-              </a:graphicData>
-            </a:graphic>
-          </wp:inline>
-        </w:drawing>
-      </w:r>
-    </w:p>
-    <w:p>
-      <w:pPr>
-        <w:pStyle w:val="2"/>
-      </w:pPr>
-      <w:bookmarkStart w:id="6" w:name="_Toc215882181"/>
-      <w:r>
-        <w:lastRenderedPageBreak/>
-        <w:t xml:space="preserve">Макет Интерфейса </w:t>
-      </w:r>
-      <w:proofErr w:type="spellStart"/>
-      <w:r>
-        <w:t>десктопного</w:t>
-      </w:r>
-      <w:proofErr w:type="spellEnd"/>
-      <w:r>
-        <w:t xml:space="preserve"> приложения на </w:t>
-      </w:r>
-      <w:r>
-        <w:rPr>
-          <w:lang w:val="en-US"/>
-        </w:rPr>
-        <w:t>Linux</w:t>
-      </w:r>
-      <w:bookmarkEnd w:id="6"/>
-    </w:p>
-    <w:p>
-      <w:pPr>
-        <w:rPr>
-          <w:rFonts w:cs="Times New Roman"/>
-          <w:lang w:val="en-US"/>
-        </w:rPr>
-      </w:pPr>
-      <w:r>
-        <w:rPr>
-          <w:rFonts w:cs="Times New Roman"/>
-          <w:noProof/>
-          <w:lang w:eastAsia="ru-RU"/>
-        </w:rPr>
-        <w:drawing>
-          <wp:inline distT="0" distB="0" distL="0" distR="0">
-            <wp:extent cx="5940425" cy="3572788"/>
-            <wp:effectExtent l="19050" t="0" r="3175" b="0"/>
-            <wp:docPr id="20" name="Рисунок 20"/>
-            <wp:cNvGraphicFramePr>
-              <a:graphicFrameLocks xmlns:a="http://schemas.openxmlformats.org/drawingml/2006/main" noChangeAspect="1"/>
-            </wp:cNvGraphicFramePr>
-            <a:graphic xmlns:a="http://schemas.openxmlformats.org/drawingml/2006/main">
-              <a:graphicData uri="http://schemas.openxmlformats.org/drawingml/2006/picture">
-                <pic:pic xmlns:pic="http://schemas.openxmlformats.org/drawingml/2006/picture">
-                  <pic:nvPicPr>
-                    <pic:cNvPr id="0" name="Picture 20"/>
-                    <pic:cNvPicPr>
-                      <a:picLocks noChangeAspect="1" noChangeArrowheads="1"/>
-                    </pic:cNvPicPr>
-                  </pic:nvPicPr>
-                  <pic:blipFill>
-                    <a:blip r:embed="rId10" cstate="print"/>
-                    <a:srcRect/>
-                    <a:stretch>
-                      <a:fillRect/>
-                    </a:stretch>
-                  </pic:blipFill>
-                  <pic:spPr bwMode="auto">
-                    <a:xfrm>
-                      <a:off x="0" y="0"/>
-                      <a:ext cx="5940425" cy="3572788"/>
-                    </a:xfrm>
-                    <a:prstGeom prst="rect">
-                      <a:avLst/>
-                    </a:prstGeom>
-                    <a:noFill/>
-                    <a:ln w="9525">
-                      <a:noFill/>
-                      <a:miter lim="800000"/>
-                      <a:headEnd/>
-                      <a:tailEnd/>
-                    </a:ln>
-                  </pic:spPr>
-                </pic:pic>
-              </a:graphicData>
-            </a:graphic>
-          </wp:inline>
-        </w:drawing>
-      </w:r>
-    </w:p>
-    <w:p>
-      <w:pPr>
-        <w:rPr>
-          <w:rFonts w:cs="Times New Roman"/>
-          <w:lang w:val="en-US"/>
-        </w:rPr>
-      </w:pPr>
-    </w:p>
-    <w:p>
-      <w:pPr>
-        <w:rPr>
-          <w:rFonts w:cs="Times New Roman"/>
-          <w:lang w:val="en-US"/>
-        </w:rPr>
-      </w:pPr>
-    </w:p>
-    <w:p>
-      <w:pPr>
-        <w:rPr>
-          <w:rFonts w:cs="Times New Roman"/>
-          <w:lang w:val="en-US"/>
-        </w:rPr>
-      </w:pPr>
-    </w:p>
-    <w:p>
-      <w:pPr>
-        <w:rPr>
-          <w:rFonts w:cs="Times New Roman"/>
-          <w:lang w:val="en-US"/>
-        </w:rPr>
-      </w:pPr>
-    </w:p>
-    <w:p>
-      <w:pPr>
-        <w:pStyle w:val="2"/>
-      </w:pPr>
-      <w:bookmarkStart w:id="7" w:name="_Toc215882182"/>
-      <w:r>
-        <w:lastRenderedPageBreak/>
-        <w:t xml:space="preserve">Интерфейс для </w:t>
-      </w:r>
-      <w:proofErr w:type="gramStart"/>
-      <w:r>
-        <w:t>мобильного</w:t>
-      </w:r>
-      <w:proofErr w:type="gramEnd"/>
-      <w:r>
-        <w:t xml:space="preserve"> приложение на </w:t>
-      </w:r>
-      <w:r>
-        <w:rPr>
-          <w:lang w:val="en-US"/>
-        </w:rPr>
-        <w:t>IOS</w:t>
-      </w:r>
-      <w:bookmarkEnd w:id="7"/>
-    </w:p>
-    <w:p>
-      <w:pPr>
-        <w:rPr>
-          <w:rFonts w:cs="Times New Roman"/>
-          <w:lang w:val="en-US"/>
-        </w:rPr>
-      </w:pPr>
-      <w:r>
-        <w:rPr>
-          <w:rFonts w:cs="Times New Roman"/>
-          <w:noProof/>
-          <w:lang w:eastAsia="ru-RU"/>
-        </w:rPr>
-        <w:drawing>
-          <wp:inline distT="0" distB="0" distL="0" distR="0">
-            <wp:extent cx="4667250" cy="6981190"/>
-            <wp:effectExtent l="19050" t="0" r="0" b="0"/>
-            <wp:docPr id="23" name="Рисунок 23"/>
-            <wp:cNvGraphicFramePr>
-              <a:graphicFrameLocks xmlns:a="http://schemas.openxmlformats.org/drawingml/2006/main" noChangeAspect="1"/>
-            </wp:cNvGraphicFramePr>
-            <a:graphic xmlns:a="http://schemas.openxmlformats.org/drawingml/2006/main">
-              <a:graphicData uri="http://schemas.openxmlformats.org/drawingml/2006/picture">
-                <pic:pic xmlns:pic="http://schemas.openxmlformats.org/drawingml/2006/picture">
-                  <pic:nvPicPr>
-                    <pic:cNvPr id="0" name="Picture 23"/>
-                    <pic:cNvPicPr>
-                      <a:picLocks noChangeAspect="1" noChangeArrowheads="1"/>
-                    </pic:cNvPicPr>
-                  </pic:nvPicPr>
-                  <pic:blipFill>
-                    <a:blip r:embed="rId11" cstate="print"/>
-                    <a:srcRect/>
-                    <a:stretch>
-                      <a:fillRect/>
-                    </a:stretch>
-                  </pic:blipFill>
-                  <pic:spPr bwMode="auto">
-                    <a:xfrm>
-                      <a:off x="0" y="0"/>
-                      <a:ext cx="4667250" cy="6981190"/>
-                    </a:xfrm>
-                    <a:prstGeom prst="rect">
-                      <a:avLst/>
-                    </a:prstGeom>
-                    <a:noFill/>
-                    <a:ln w="9525">
-                      <a:noFill/>
-                      <a:miter lim="800000"/>
-                      <a:headEnd/>
-                      <a:tailEnd/>
-                    </a:ln>
-                  </pic:spPr>
-                </pic:pic>
-              </a:graphicData>
-            </a:graphic>
-          </wp:inline>
-        </w:drawing>
-      </w:r>
-    </w:p>
-    <w:p>
-      <w:pPr>
-        <w:rPr>
-          <w:rFonts w:cs="Times New Roman"/>
-          <w:lang w:val="en-US"/>
-        </w:rPr>
-      </w:pPr>
-    </w:p>
-    <w:p>
-      <w:pPr>
-        <w:rPr>
-          <w:rFonts w:cs="Times New Roman"/>
-          <w:lang w:val="en-US"/>
-        </w:rPr>
-      </w:pPr>
-    </w:p>
-    <w:p>
-      <w:pPr>
-        <w:rPr>
-          <w:rFonts w:cs="Times New Roman"/>
-          <w:lang w:val="en-US"/>
-        </w:rPr>
-      </w:pPr>
-    </w:p>
-    <w:p>
-      <w:pPr>
-        <w:rPr>
-          <w:rFonts w:cs="Times New Roman"/>
-          <w:lang w:val="en-US"/>
-        </w:rPr>
-      </w:pPr>
-    </w:p>
-    <w:p>
-      <w:pPr>
-        <w:rPr>
-          <w:rFonts w:cs="Times New Roman"/>
-          <w:lang w:val="en-US"/>
-        </w:rPr>
-      </w:pPr>
-    </w:p>
-    <w:p>
-      <w:pPr>
-        <w:pStyle w:val="2"/>
-      </w:pPr>
-      <w:bookmarkStart w:id="8" w:name="_Toc215882183"/>
-      <w:r>
-        <w:lastRenderedPageBreak/>
-        <w:t xml:space="preserve">Интерфейс для </w:t>
-      </w:r>
-      <w:proofErr w:type="gramStart"/>
-      <w:r>
-        <w:t>мобильного</w:t>
-      </w:r>
-      <w:proofErr w:type="gramEnd"/>
-      <w:r>
-        <w:t xml:space="preserve"> приложение на </w:t>
-      </w:r>
-      <w:r>
-        <w:rPr>
-          <w:lang w:val="en-US"/>
-        </w:rPr>
-        <w:t>Android</w:t>
-      </w:r>
-      <w:bookmarkEnd w:id="8"/>
-    </w:p>
-    <w:p>
-      <w:pPr>
-        <w:rPr>
-          <w:rFonts w:cs="Times New Roman"/>
-        </w:rPr>
-      </w:pPr>
-      <w:r>
-        <w:rPr>
-          <w:rFonts w:cs="Times New Roman"/>
-          <w:noProof/>
-          <w:lang w:eastAsia="ru-RU"/>
-        </w:rPr>
-        <w:drawing>
-          <wp:inline distT="0" distB="0" distL="0" distR="0">
-            <wp:extent cx="4254500" cy="6972300"/>
-            <wp:effectExtent l="19050" t="0" r="0" b="0"/>
-            <wp:docPr id="26" name="Рисунок 26"/>
-            <wp:cNvGraphicFramePr>
-              <a:graphicFrameLocks xmlns:a="http://schemas.openxmlformats.org/drawingml/2006/main" noChangeAspect="1"/>
-            </wp:cNvGraphicFramePr>
-            <a:graphic xmlns:a="http://schemas.openxmlformats.org/drawingml/2006/main">
-              <a:graphicData uri="http://schemas.openxmlformats.org/drawingml/2006/picture">
-                <pic:pic xmlns:pic="http://schemas.openxmlformats.org/drawingml/2006/picture">
-                  <pic:nvPicPr>
-                    <pic:cNvPr id="0" name="Picture 26"/>
-                    <pic:cNvPicPr>
-                      <a:picLocks noChangeAspect="1" noChangeArrowheads="1"/>
-                    </pic:cNvPicPr>
-                  </pic:nvPicPr>
-                  <pic:blipFill>
-                    <a:blip r:embed="rId12" cstate="print"/>
-                    <a:srcRect/>
-                    <a:stretch>
-                      <a:fillRect/>
-                    </a:stretch>
-                  </pic:blipFill>
-                  <pic:spPr bwMode="auto">
-                    <a:xfrm>
-                      <a:off x="0" y="0"/>
-                      <a:ext cx="4254500" cy="6972300"/>
-                    </a:xfrm>
-                    <a:prstGeom prst="rect">
-                      <a:avLst/>
-                    </a:prstGeom>
-                    <a:noFill/>
-                    <a:ln w="9525">
-                      <a:noFill/>
-                      <a:miter lim="800000"/>
-                      <a:headEnd/>
-                      <a:tailEnd/>
-                    </a:ln>
-                  </pic:spPr>
-                </pic:pic>
-              </a:graphicData>
-            </a:graphic>
-          </wp:inline>
-        </w:drawing>
-      </w:r>
-    </w:p>
-    <w:p>
-      <w:pPr>
-        <w:pStyle w:val="2"/>
-      </w:pPr>
+      <w:bookmarkStart w:id="9" w:name="_Toc216084019"/>
       <w:r>
         <w:rPr>
           <w:rStyle w:val="a7"/>
@@ -2094,17 +1961,16 @@
         </w:rPr>
         <w:t>Описание интерфейса</w:t>
       </w:r>
+      <w:bookmarkEnd w:id="9"/>
     </w:p>
     <w:p>
       <w:r>
         <w:t xml:space="preserve">Представлен макет интерфейса </w:t>
       </w:r>
-      <w:proofErr w:type="spellStart"/>
       <w:proofErr w:type="gramStart"/>
       <w:r>
         <w:t>интернет-магазина</w:t>
       </w:r>
-      <w:proofErr w:type="spellEnd"/>
       <w:proofErr w:type="gramEnd"/>
       <w:r>
         <w:t xml:space="preserve"> спортивных товаров, выполненный в светлых, спокойных тонах. Дизайн интуитивно понятен и ориентирован на удобство пользователя.</w:t>
@@ -2181,7 +2047,13 @@
     </w:p>
     <w:p>
       <w:r>
-        <w:t>центральный заголовок «Каталог» выделен в широкой светло-жёлтой полосе — сразу привлекает внимание к содержимому страницы;</w:t>
+        <w:t>центральный заголовок «Каталог» выделен в широкой светло-жёл</w:t>
+      </w:r>
+      <w:r>
+        <w:t>той полосе -</w:t>
+      </w:r>
+      <w:r>
+        <w:t xml:space="preserve"> сразу привлекает внимание к содержимому страницы;</w:t>
       </w:r>
     </w:p>
     <w:p>
@@ -2191,17 +2063,26 @@
     </w:p>
     <w:p>
       <w:r>
-        <w:t>слева — пара коньков (категория «Коньки»);</w:t>
-      </w:r>
-    </w:p>
-    <w:p>
-      <w:r>
-        <w:t>в центре — велосипед (категория «Велосипеды»);</w:t>
-      </w:r>
-    </w:p>
-    <w:p>
-      <w:r>
-        <w:t>справа — лыжное снаряжение (лыжи и ботинки, категория «Лыжи»);</w:t>
+        <w:t>слева -</w:t>
+      </w:r>
+      <w:r>
+        <w:t xml:space="preserve"> пара коньков (категория «Коньки»);</w:t>
+      </w:r>
+    </w:p>
+    <w:p>
+      <w:r>
+        <w:t xml:space="preserve">в центре - </w:t>
+      </w:r>
+      <w:r>
+        <w:t>велосипед (категория «Велосипеды»);</w:t>
+      </w:r>
+    </w:p>
+    <w:p>
+      <w:r>
+        <w:t>справа -</w:t>
+      </w:r>
+      <w:r>
+        <w:t xml:space="preserve"> лыжное снаряжение (лыжи и ботинки, категория «Лыжи»);</w:t>
       </w:r>
     </w:p>
     <w:p>
@@ -2227,7 +2108,13 @@
     </w:p>
     <w:p>
       <w:r>
-        <w:t>в правом нижнем углу расположена ссылка «Поддержка» — для быстрого обращения в службу поддержки.</w:t>
+        <w:t xml:space="preserve">в правом нижнем углу </w:t>
+      </w:r>
+      <w:r>
+        <w:t>расположена ссылка «Поддержка» -</w:t>
+      </w:r>
+      <w:r>
+        <w:t xml:space="preserve"> для быстрого обращения в службу поддержки.</w:t>
       </w:r>
     </w:p>
     <w:p>
@@ -2264,7 +2151,10 @@
         <w:t>простота навигации</w:t>
       </w:r>
       <w:r>
-        <w:t> — пользователь сразу видит основные категории товаров и может перейти в интересующий раздел через верхнее меню;</w:t>
+        <w:t> -</w:t>
+      </w:r>
+      <w:r>
+        <w:t xml:space="preserve"> пользователь сразу видит основные категории товаров и может перейти в интересующий раздел через верхнее меню;</w:t>
       </w:r>
     </w:p>
     <w:p>
@@ -2285,15 +2175,10 @@
         <w:t>визуальная иерархия</w:t>
       </w:r>
       <w:r>
-        <w:t xml:space="preserve"> — заголовок «Каталог» чётко отделяет навигацию от основного </w:t>
-      </w:r>
-      <w:proofErr w:type="spellStart"/>
-      <w:r>
-        <w:t>контента</w:t>
-      </w:r>
-      <w:proofErr w:type="spellEnd"/>
-      <w:r>
-        <w:t>;</w:t>
+        <w:t> -</w:t>
+      </w:r>
+      <w:r>
+        <w:t xml:space="preserve"> заголовок «Каталог» чётко отделяет навигацию от основного контента;</w:t>
       </w:r>
     </w:p>
     <w:p>
@@ -2335,7 +2220,10 @@
         <w:t>минимализм</w:t>
       </w:r>
       <w:r>
-        <w:t> — отсутствие перегруженности деталями делает интерфейс лёгким для восприятия;</w:t>
+        <w:t xml:space="preserve"> - </w:t>
+      </w:r>
+      <w:r>
+        <w:t>отсутствие перегруженности деталями делает интерфейс лёгким для восприятия;</w:t>
       </w:r>
     </w:p>
     <w:p>
@@ -2356,7 +2244,10 @@
         <w:t>логичная структура</w:t>
       </w:r>
       <w:r>
-        <w:t> — переход от общего (меню категорий) к частному (конкретные товары в карточках).</w:t>
+        <w:t> -</w:t>
+      </w:r>
+      <w:r>
+        <w:t xml:space="preserve"> переход от общего (меню категорий) к частному (конкретные товары в карточках).</w:t>
       </w:r>
     </w:p>
     <w:p>
@@ -2370,22 +2261,22 @@
       <w:pPr>
         <w:pStyle w:val="1"/>
       </w:pPr>
-      <w:bookmarkStart w:id="9" w:name="_Toc215882184"/>
+      <w:bookmarkStart w:id="10" w:name="_Toc216084020"/>
       <w:r>
         <w:lastRenderedPageBreak/>
         <w:t>КОНТРОЛЬНЫЕ ВОПРОСЫ</w:t>
       </w:r>
-      <w:bookmarkEnd w:id="9"/>
+      <w:bookmarkEnd w:id="10"/>
     </w:p>
     <w:p>
       <w:pPr>
         <w:pStyle w:val="2"/>
       </w:pPr>
-      <w:bookmarkStart w:id="10" w:name="_Toc215882185"/>
+      <w:bookmarkStart w:id="11" w:name="_Toc216084021"/>
       <w:r>
         <w:t>Преимущества цифровых инструментов</w:t>
       </w:r>
-      <w:bookmarkEnd w:id="10"/>
+      <w:bookmarkEnd w:id="11"/>
     </w:p>
     <w:p>
       <w:pPr>
@@ -2476,17 +2367,8 @@
           <w:rStyle w:val="a7"/>
           <w:rFonts w:eastAsiaTheme="majorEastAsia"/>
         </w:rPr>
-        <w:t xml:space="preserve">Адаптивность и </w:t>
-      </w:r>
-      <w:proofErr w:type="spellStart"/>
-      <w:r>
-        <w:rPr>
-          <w:rStyle w:val="a7"/>
-          <w:rFonts w:eastAsiaTheme="majorEastAsia"/>
-        </w:rPr>
-        <w:t>масштабируемость</w:t>
-      </w:r>
-      <w:proofErr w:type="spellEnd"/>
+        <w:t>Адаптивность и масштабируемость</w:t>
+      </w:r>
       <w:r>
         <w:t xml:space="preserve">. </w:t>
       </w:r>
@@ -2533,11 +2415,11 @@
       <w:pPr>
         <w:pStyle w:val="2"/>
       </w:pPr>
-      <w:bookmarkStart w:id="11" w:name="_Toc215882186"/>
+      <w:bookmarkStart w:id="12" w:name="_Toc216084022"/>
       <w:r>
         <w:t>Недостатки цифровых инструментов</w:t>
       </w:r>
-      <w:bookmarkEnd w:id="11"/>
+      <w:bookmarkEnd w:id="12"/>
     </w:p>
     <w:p>
       <w:pPr>
@@ -2668,7 +2550,7 @@
 </file>
 
 <file path=word/numbering.xml><?xml version="1.0" encoding="utf-8"?>
-<w:numbering xmlns:ve="http://schemas.openxmlformats.org/markup-compatibility/2006" xmlns:o="urn:schemas-microsoft-com:office:office" xmlns:r="http://schemas.openxmlformats.org/officeDocument/2006/relationships" xmlns:m="http://schemas.openxmlformats.org/officeDocument/2006/math" xmlns:v="urn:schemas-microsoft-com:vml" xmlns:wp="http://schemas.openxmlformats.org/drawingml/2006/wordprocessingDrawing" xmlns:w10="urn:schemas-microsoft-com:office:word" xmlns:w="http://schemas.openxmlformats.org/wordprocessingml/2006/main" xmlns:wne="http://schemas.microsoft.com/office/word/2006/wordml">
+<w:numbering xmlns:wpc="http://schemas.microsoft.com/office/word/2010/wordprocessingCanvas" xmlns:mc="http://schemas.openxmlformats.org/markup-compatibility/2006" xmlns:o="urn:schemas-microsoft-com:office:office" xmlns:r="http://schemas.openxmlformats.org/officeDocument/2006/relationships" xmlns:m="http://schemas.openxmlformats.org/officeDocument/2006/math" xmlns:v="urn:schemas-microsoft-com:vml" xmlns:wp14="http://schemas.microsoft.com/office/word/2010/wordprocessingDrawing" xmlns:wp="http://schemas.openxmlformats.org/drawingml/2006/wordprocessingDrawing" xmlns:w10="urn:schemas-microsoft-com:office:word" xmlns:w="http://schemas.openxmlformats.org/wordprocessingml/2006/main" xmlns:w14="http://schemas.microsoft.com/office/word/2010/wordml" xmlns:wpg="http://schemas.microsoft.com/office/word/2010/wordprocessingGroup" xmlns:wpi="http://schemas.microsoft.com/office/word/2010/wordprocessingInk" xmlns:wne="http://schemas.microsoft.com/office/word/2006/wordml" xmlns:wps="http://schemas.microsoft.com/office/word/2010/wordprocessingShape" mc:Ignorable="w14 wp14">
   <w:abstractNum w:abstractNumId="0">
     <w:nsid w:val="082E04D7"/>
     <w:multiLevelType w:val="multilevel"/>
@@ -3379,6 +3261,92 @@
     </w:lvl>
   </w:abstractNum>
   <w:abstractNum w:abstractNumId="5">
+    <w:nsid w:val="5BCF4C9D"/>
+    <w:multiLevelType w:val="hybridMultilevel"/>
+    <w:tmpl w:val="30905B96"/>
+    <w:lvl w:ilvl="0" w:tplc="0419000F">
+      <w:start w:val="1"/>
+      <w:numFmt w:val="decimal"/>
+      <w:lvlText w:val="%1."/>
+      <w:lvlJc w:val="left"/>
+      <w:pPr>
+        <w:ind w:left="720" w:hanging="360"/>
+      </w:pPr>
+    </w:lvl>
+    <w:lvl w:ilvl="1" w:tplc="04190019" w:tentative="1">
+      <w:start w:val="1"/>
+      <w:numFmt w:val="lowerLetter"/>
+      <w:lvlText w:val="%2."/>
+      <w:lvlJc w:val="left"/>
+      <w:pPr>
+        <w:ind w:left="1440" w:hanging="360"/>
+      </w:pPr>
+    </w:lvl>
+    <w:lvl w:ilvl="2" w:tplc="0419001B" w:tentative="1">
+      <w:start w:val="1"/>
+      <w:numFmt w:val="lowerRoman"/>
+      <w:lvlText w:val="%3."/>
+      <w:lvlJc w:val="right"/>
+      <w:pPr>
+        <w:ind w:left="2160" w:hanging="180"/>
+      </w:pPr>
+    </w:lvl>
+    <w:lvl w:ilvl="3" w:tplc="0419000F" w:tentative="1">
+      <w:start w:val="1"/>
+      <w:numFmt w:val="decimal"/>
+      <w:lvlText w:val="%4."/>
+      <w:lvlJc w:val="left"/>
+      <w:pPr>
+        <w:ind w:left="2880" w:hanging="360"/>
+      </w:pPr>
+    </w:lvl>
+    <w:lvl w:ilvl="4" w:tplc="04190019" w:tentative="1">
+      <w:start w:val="1"/>
+      <w:numFmt w:val="lowerLetter"/>
+      <w:lvlText w:val="%5."/>
+      <w:lvlJc w:val="left"/>
+      <w:pPr>
+        <w:ind w:left="3600" w:hanging="360"/>
+      </w:pPr>
+    </w:lvl>
+    <w:lvl w:ilvl="5" w:tplc="0419001B" w:tentative="1">
+      <w:start w:val="1"/>
+      <w:numFmt w:val="lowerRoman"/>
+      <w:lvlText w:val="%6."/>
+      <w:lvlJc w:val="right"/>
+      <w:pPr>
+        <w:ind w:left="4320" w:hanging="180"/>
+      </w:pPr>
+    </w:lvl>
+    <w:lvl w:ilvl="6" w:tplc="0419000F" w:tentative="1">
+      <w:start w:val="1"/>
+      <w:numFmt w:val="decimal"/>
+      <w:lvlText w:val="%7."/>
+      <w:lvlJc w:val="left"/>
+      <w:pPr>
+        <w:ind w:left="5040" w:hanging="360"/>
+      </w:pPr>
+    </w:lvl>
+    <w:lvl w:ilvl="7" w:tplc="04190019" w:tentative="1">
+      <w:start w:val="1"/>
+      <w:numFmt w:val="lowerLetter"/>
+      <w:lvlText w:val="%8."/>
+      <w:lvlJc w:val="left"/>
+      <w:pPr>
+        <w:ind w:left="5760" w:hanging="360"/>
+      </w:pPr>
+    </w:lvl>
+    <w:lvl w:ilvl="8" w:tplc="0419001B" w:tentative="1">
+      <w:start w:val="1"/>
+      <w:numFmt w:val="lowerRoman"/>
+      <w:lvlText w:val="%9."/>
+      <w:lvlJc w:val="right"/>
+      <w:pPr>
+        <w:ind w:left="6480" w:hanging="180"/>
+      </w:pPr>
+    </w:lvl>
+  </w:abstractNum>
+  <w:abstractNum w:abstractNumId="6">
     <w:nsid w:val="71830D5F"/>
     <w:multiLevelType w:val="multilevel"/>
     <w:tmpl w:val="5E348D24"/>
@@ -3491,7 +3459,7 @@
       </w:pPr>
     </w:lvl>
   </w:abstractNum>
-  <w:abstractNum w:abstractNumId="6">
+  <w:abstractNum w:abstractNumId="7">
     <w:nsid w:val="766F625D"/>
     <w:multiLevelType w:val="hybridMultilevel"/>
     <w:tmpl w:val="36A82472"/>
@@ -3605,7 +3573,7 @@
     </w:lvl>
   </w:abstractNum>
   <w:num w:numId="1">
-    <w:abstractNumId w:val="5"/>
+    <w:abstractNumId w:val="6"/>
   </w:num>
   <w:num w:numId="2">
     <w:abstractNumId w:val="2"/>
@@ -3623,13 +3591,16 @@
     <w:abstractNumId w:val="1"/>
   </w:num>
   <w:num w:numId="7">
-    <w:abstractNumId w:val="6"/>
+    <w:abstractNumId w:val="7"/>
+  </w:num>
+  <w:num w:numId="8">
+    <w:abstractNumId w:val="5"/>
   </w:num>
 </w:numbering>
 </file>
 
 <file path=word/styles.xml><?xml version="1.0" encoding="utf-8"?>
-<w:styles xmlns:r="http://schemas.openxmlformats.org/officeDocument/2006/relationships" xmlns:w="http://schemas.openxmlformats.org/wordprocessingml/2006/main">
+<w:styles xmlns:mc="http://schemas.openxmlformats.org/markup-compatibility/2006" xmlns:r="http://schemas.openxmlformats.org/officeDocument/2006/relationships" xmlns:w="http://schemas.openxmlformats.org/wordprocessingml/2006/main" xmlns:w14="http://schemas.microsoft.com/office/word/2010/wordml" mc:Ignorable="w14">
   <w:docDefaults>
     <w:rPrDefault>
       <w:rPr>
@@ -3871,7 +3842,6 @@
     <w:uiPriority w:val="99"/>
     <w:semiHidden/>
     <w:unhideWhenUsed/>
-    <w:qFormat/>
     <w:tblPr>
       <w:tblInd w:w="0" w:type="dxa"/>
       <w:tblCellMar>
@@ -3961,7 +3931,6 @@
       <w:szCs w:val="24"/>
     </w:rPr>
     <w:tblPr>
-      <w:tblInd w:w="0" w:type="dxa"/>
       <w:tblBorders>
         <w:top w:val="single" w:sz="4" w:space="0" w:color="auto"/>
         <w:left w:val="single" w:sz="4" w:space="0" w:color="auto"/>
@@ -3970,12 +3939,6 @@
         <w:insideH w:val="single" w:sz="4" w:space="0" w:color="auto"/>
         <w:insideV w:val="single" w:sz="4" w:space="0" w:color="auto"/>
       </w:tblBorders>
-      <w:tblCellMar>
-        <w:top w:w="0" w:type="dxa"/>
-        <w:left w:w="108" w:type="dxa"/>
-        <w:bottom w:w="0" w:type="dxa"/>
-        <w:right w:w="108" w:type="dxa"/>
-      </w:tblCellMar>
     </w:tblPr>
   </w:style>
   <w:style w:type="character" w:customStyle="1" w:styleId="30">
@@ -4097,6 +4060,196 @@
       <w:ind w:left="720"/>
       <w:contextualSpacing/>
     </w:pPr>
+  </w:style>
+</w:styles>
+</file>
+
+<file path=word/stylesWithEffects.xml><?xml version="1.0" encoding="utf-8"?>
+<w:styles xmlns:wpc="http://schemas.microsoft.com/office/word/2010/wordprocessingCanvas" xmlns:mc="http://schemas.openxmlformats.org/markup-compatibility/2006" xmlns:o="urn:schemas-microsoft-com:office:office" xmlns:r="http://schemas.openxmlformats.org/officeDocument/2006/relationships" xmlns:m="http://schemas.openxmlformats.org/officeDocument/2006/math" xmlns:v="urn:schemas-microsoft-com:vml" xmlns:wp14="http://schemas.microsoft.com/office/word/2010/wordprocessingDrawing" xmlns:wp="http://schemas.openxmlformats.org/drawingml/2006/wordprocessingDrawing" xmlns:w10="urn:schemas-microsoft-com:office:word" xmlns:w="http://schemas.openxmlformats.org/wordprocessingml/2006/main" xmlns:w14="http://schemas.microsoft.com/office/word/2010/wordml" xmlns:wpg="http://schemas.microsoft.com/office/word/2010/wordprocessingGroup" xmlns:wpi="http://schemas.microsoft.com/office/word/2010/wordprocessingInk" xmlns:wne="http://schemas.microsoft.com/office/word/2006/wordml" xmlns:wps="http://schemas.microsoft.com/office/word/2010/wordprocessingShape" mc:Ignorable="w14 wp14">
+  <w:docDefaults>
+    <w:rPrDefault>
+      <w:rPr>
+        <w:rFonts w:asciiTheme="minorHAnsi" w:eastAsiaTheme="minorEastAsia" w:hAnsiTheme="minorHAnsi" w:cstheme="minorBidi"/>
+        <w:sz w:val="22"/>
+        <w:szCs w:val="22"/>
+        <w:lang w:val="ru-RU" w:eastAsia="ru-RU" w:bidi="ar-SA"/>
+      </w:rPr>
+    </w:rPrDefault>
+    <w:pPrDefault>
+      <w:pPr>
+        <w:spacing w:after="200" w:line="276" w:lineRule="auto"/>
+      </w:pPr>
+    </w:pPrDefault>
+  </w:docDefaults>
+  <w:latentStyles w:defLockedState="0" w:defUIPriority="99" w:defSemiHidden="1" w:defUnhideWhenUsed="1" w:defQFormat="0" w:count="267">
+    <w:lsdException w:name="Normal" w:semiHidden="0" w:uiPriority="0" w:unhideWhenUsed="0" w:qFormat="1"/>
+    <w:lsdException w:name="heading 1" w:semiHidden="0" w:uiPriority="9" w:unhideWhenUsed="0" w:qFormat="1"/>
+    <w:lsdException w:name="heading 2" w:uiPriority="9" w:qFormat="1"/>
+    <w:lsdException w:name="heading 3" w:uiPriority="9" w:qFormat="1"/>
+    <w:lsdException w:name="heading 4" w:uiPriority="9" w:qFormat="1"/>
+    <w:lsdException w:name="heading 5" w:uiPriority="9" w:qFormat="1"/>
+    <w:lsdException w:name="heading 6" w:uiPriority="9" w:qFormat="1"/>
+    <w:lsdException w:name="heading 7" w:uiPriority="9" w:qFormat="1"/>
+    <w:lsdException w:name="heading 8" w:uiPriority="9" w:qFormat="1"/>
+    <w:lsdException w:name="heading 9" w:uiPriority="9" w:qFormat="1"/>
+    <w:lsdException w:name="toc 1" w:uiPriority="39"/>
+    <w:lsdException w:name="toc 2" w:uiPriority="39"/>
+    <w:lsdException w:name="toc 3" w:uiPriority="39"/>
+    <w:lsdException w:name="toc 4" w:uiPriority="39"/>
+    <w:lsdException w:name="toc 5" w:uiPriority="39"/>
+    <w:lsdException w:name="toc 6" w:uiPriority="39"/>
+    <w:lsdException w:name="toc 7" w:uiPriority="39"/>
+    <w:lsdException w:name="toc 8" w:uiPriority="39"/>
+    <w:lsdException w:name="toc 9" w:uiPriority="39"/>
+    <w:lsdException w:name="caption" w:uiPriority="35" w:qFormat="1"/>
+    <w:lsdException w:name="Title" w:semiHidden="0" w:uiPriority="10" w:unhideWhenUsed="0" w:qFormat="1"/>
+    <w:lsdException w:name="Default Paragraph Font" w:uiPriority="1"/>
+    <w:lsdException w:name="Subtitle" w:semiHidden="0" w:uiPriority="11" w:unhideWhenUsed="0" w:qFormat="1"/>
+    <w:lsdException w:name="Strong" w:semiHidden="0" w:uiPriority="22" w:unhideWhenUsed="0" w:qFormat="1"/>
+    <w:lsdException w:name="Emphasis" w:semiHidden="0" w:uiPriority="20" w:unhideWhenUsed="0" w:qFormat="1"/>
+    <w:lsdException w:name="Table Grid" w:semiHidden="0" w:uiPriority="59" w:unhideWhenUsed="0"/>
+    <w:lsdException w:name="Placeholder Text" w:unhideWhenUsed="0"/>
+    <w:lsdException w:name="No Spacing" w:semiHidden="0" w:uiPriority="1" w:unhideWhenUsed="0" w:qFormat="1"/>
+    <w:lsdException w:name="Light Shading" w:semiHidden="0" w:uiPriority="60" w:unhideWhenUsed="0"/>
+    <w:lsdException w:name="Light List" w:semiHidden="0" w:uiPriority="61" w:unhideWhenUsed="0"/>
+    <w:lsdException w:name="Light Grid" w:semiHidden="0" w:uiPriority="62" w:unhideWhenUsed="0"/>
+    <w:lsdException w:name="Medium Shading 1" w:semiHidden="0" w:uiPriority="63" w:unhideWhenUsed="0"/>
+    <w:lsdException w:name="Medium Shading 2" w:semiHidden="0" w:uiPriority="64" w:unhideWhenUsed="0"/>
+    <w:lsdException w:name="Medium List 1" w:semiHidden="0" w:uiPriority="65" w:unhideWhenUsed="0"/>
+    <w:lsdException w:name="Medium List 2" w:semiHidden="0" w:uiPriority="66" w:unhideWhenUsed="0"/>
+    <w:lsdException w:name="Medium Grid 1" w:semiHidden="0" w:uiPriority="67" w:unhideWhenUsed="0"/>
+    <w:lsdException w:name="Medium Grid 2" w:semiHidden="0" w:uiPriority="68" w:unhideWhenUsed="0"/>
+    <w:lsdException w:name="Medium Grid 3" w:semiHidden="0" w:uiPriority="69" w:unhideWhenUsed="0"/>
+    <w:lsdException w:name="Dark List" w:semiHidden="0" w:uiPriority="70" w:unhideWhenUsed="0"/>
+    <w:lsdException w:name="Colorful Shading" w:semiHidden="0" w:uiPriority="71" w:unhideWhenUsed="0"/>
+    <w:lsdException w:name="Colorful List" w:semiHidden="0" w:uiPriority="72" w:unhideWhenUsed="0"/>
+    <w:lsdException w:name="Colorful Grid" w:semiHidden="0" w:uiPriority="73" w:unhideWhenUsed="0"/>
+    <w:lsdException w:name="Light Shading Accent 1" w:semiHidden="0" w:uiPriority="60" w:unhideWhenUsed="0"/>
+    <w:lsdException w:name="Light List Accent 1" w:semiHidden="0" w:uiPriority="61" w:unhideWhenUsed="0"/>
+    <w:lsdException w:name="Light Grid Accent 1" w:semiHidden="0" w:uiPriority="62" w:unhideWhenUsed="0"/>
+    <w:lsdException w:name="Medium Shading 1 Accent 1" w:semiHidden="0" w:uiPriority="63" w:unhideWhenUsed="0"/>
+    <w:lsdException w:name="Medium Shading 2 Accent 1" w:semiHidden="0" w:uiPriority="64" w:unhideWhenUsed="0"/>
+    <w:lsdException w:name="Medium List 1 Accent 1" w:semiHidden="0" w:uiPriority="65" w:unhideWhenUsed="0"/>
+    <w:lsdException w:name="Revision" w:unhideWhenUsed="0"/>
+    <w:lsdException w:name="List Paragraph" w:semiHidden="0" w:uiPriority="34" w:unhideWhenUsed="0" w:qFormat="1"/>
+    <w:lsdException w:name="Quote" w:semiHidden="0" w:uiPriority="29" w:unhideWhenUsed="0" w:qFormat="1"/>
+    <w:lsdException w:name="Intense Quote" w:semiHidden="0" w:uiPriority="30" w:unhideWhenUsed="0" w:qFormat="1"/>
+    <w:lsdException w:name="Medium List 2 Accent 1" w:semiHidden="0" w:uiPriority="66" w:unhideWhenUsed="0"/>
+    <w:lsdException w:name="Medium Grid 1 Accent 1" w:semiHidden="0" w:uiPriority="67" w:unhideWhenUsed="0"/>
+    <w:lsdException w:name="Medium Grid 2 Accent 1" w:semiHidden="0" w:uiPriority="68" w:unhideWhenUsed="0"/>
+    <w:lsdException w:name="Medium Grid 3 Accent 1" w:semiHidden="0" w:uiPriority="69" w:unhideWhenUsed="0"/>
+    <w:lsdException w:name="Dark List Accent 1" w:semiHidden="0" w:uiPriority="70" w:unhideWhenUsed="0"/>
+    <w:lsdException w:name="Colorful Shading Accent 1" w:semiHidden="0" w:uiPriority="71" w:unhideWhenUsed="0"/>
+    <w:lsdException w:name="Colorful List Accent 1" w:semiHidden="0" w:uiPriority="72" w:unhideWhenUsed="0"/>
+    <w:lsdException w:name="Colorful Grid Accent 1" w:semiHidden="0" w:uiPriority="73" w:unhideWhenUsed="0"/>
+    <w:lsdException w:name="Light Shading Accent 2" w:semiHidden="0" w:uiPriority="60" w:unhideWhenUsed="0"/>
+    <w:lsdException w:name="Light List Accent 2" w:semiHidden="0" w:uiPriority="61" w:unhideWhenUsed="0"/>
+    <w:lsdException w:name="Light Grid Accent 2" w:semiHidden="0" w:uiPriority="62" w:unhideWhenUsed="0"/>
+    <w:lsdException w:name="Medium Shading 1 Accent 2" w:semiHidden="0" w:uiPriority="63" w:unhideWhenUsed="0"/>
+    <w:lsdException w:name="Medium Shading 2 Accent 2" w:semiHidden="0" w:uiPriority="64" w:unhideWhenUsed="0"/>
+    <w:lsdException w:name="Medium List 1 Accent 2" w:semiHidden="0" w:uiPriority="65" w:unhideWhenUsed="0"/>
+    <w:lsdException w:name="Medium List 2 Accent 2" w:semiHidden="0" w:uiPriority="66" w:unhideWhenUsed="0"/>
+    <w:lsdException w:name="Medium Grid 1 Accent 2" w:semiHidden="0" w:uiPriority="67" w:unhideWhenUsed="0"/>
+    <w:lsdException w:name="Medium Grid 2 Accent 2" w:semiHidden="0" w:uiPriority="68" w:unhideWhenUsed="0"/>
+    <w:lsdException w:name="Medium Grid 3 Accent 2" w:semiHidden="0" w:uiPriority="69" w:unhideWhenUsed="0"/>
+    <w:lsdException w:name="Dark List Accent 2" w:semiHidden="0" w:uiPriority="70" w:unhideWhenUsed="0"/>
+    <w:lsdException w:name="Colorful Shading Accent 2" w:semiHidden="0" w:uiPriority="71" w:unhideWhenUsed="0"/>
+    <w:lsdException w:name="Colorful List Accent 2" w:semiHidden="0" w:uiPriority="72" w:unhideWhenUsed="0"/>
+    <w:lsdException w:name="Colorful Grid Accent 2" w:semiHidden="0" w:uiPriority="73" w:unhideWhenUsed="0"/>
+    <w:lsdException w:name="Light Shading Accent 3" w:semiHidden="0" w:uiPriority="60" w:unhideWhenUsed="0"/>
+    <w:lsdException w:name="Light List Accent 3" w:semiHidden="0" w:uiPriority="61" w:unhideWhenUsed="0"/>
+    <w:lsdException w:name="Light Grid Accent 3" w:semiHidden="0" w:uiPriority="62" w:unhideWhenUsed="0"/>
+    <w:lsdException w:name="Medium Shading 1 Accent 3" w:semiHidden="0" w:uiPriority="63" w:unhideWhenUsed="0"/>
+    <w:lsdException w:name="Medium Shading 2 Accent 3" w:semiHidden="0" w:uiPriority="64" w:unhideWhenUsed="0"/>
+    <w:lsdException w:name="Medium List 1 Accent 3" w:semiHidden="0" w:uiPriority="65" w:unhideWhenUsed="0"/>
+    <w:lsdException w:name="Medium List 2 Accent 3" w:semiHidden="0" w:uiPriority="66" w:unhideWhenUsed="0"/>
+    <w:lsdException w:name="Medium Grid 1 Accent 3" w:semiHidden="0" w:uiPriority="67" w:unhideWhenUsed="0"/>
+    <w:lsdException w:name="Medium Grid 2 Accent 3" w:semiHidden="0" w:uiPriority="68" w:unhideWhenUsed="0"/>
+    <w:lsdException w:name="Medium Grid 3 Accent 3" w:semiHidden="0" w:uiPriority="69" w:unhideWhenUsed="0"/>
+    <w:lsdException w:name="Dark List Accent 3" w:semiHidden="0" w:uiPriority="70" w:unhideWhenUsed="0"/>
+    <w:lsdException w:name="Colorful Shading Accent 3" w:semiHidden="0" w:uiPriority="71" w:unhideWhenUsed="0"/>
+    <w:lsdException w:name="Colorful List Accent 3" w:semiHidden="0" w:uiPriority="72" w:unhideWhenUsed="0"/>
+    <w:lsdException w:name="Colorful Grid Accent 3" w:semiHidden="0" w:uiPriority="73" w:unhideWhenUsed="0"/>
+    <w:lsdException w:name="Light Shading Accent 4" w:semiHidden="0" w:uiPriority="60" w:unhideWhenUsed="0"/>
+    <w:lsdException w:name="Light List Accent 4" w:semiHidden="0" w:uiPriority="61" w:unhideWhenUsed="0"/>
+    <w:lsdException w:name="Light Grid Accent 4" w:semiHidden="0" w:uiPriority="62" w:unhideWhenUsed="0"/>
+    <w:lsdException w:name="Medium Shading 1 Accent 4" w:semiHidden="0" w:uiPriority="63" w:unhideWhenUsed="0"/>
+    <w:lsdException w:name="Medium Shading 2 Accent 4" w:semiHidden="0" w:uiPriority="64" w:unhideWhenUsed="0"/>
+    <w:lsdException w:name="Medium List 1 Accent 4" w:semiHidden="0" w:uiPriority="65" w:unhideWhenUsed="0"/>
+    <w:lsdException w:name="Medium List 2 Accent 4" w:semiHidden="0" w:uiPriority="66" w:unhideWhenUsed="0"/>
+    <w:lsdException w:name="Medium Grid 1 Accent 4" w:semiHidden="0" w:uiPriority="67" w:unhideWhenUsed="0"/>
+    <w:lsdException w:name="Medium Grid 2 Accent 4" w:semiHidden="0" w:uiPriority="68" w:unhideWhenUsed="0"/>
+    <w:lsdException w:name="Medium Grid 3 Accent 4" w:semiHidden="0" w:uiPriority="69" w:unhideWhenUsed="0"/>
+    <w:lsdException w:name="Dark List Accent 4" w:semiHidden="0" w:uiPriority="70" w:unhideWhenUsed="0"/>
+    <w:lsdException w:name="Colorful Shading Accent 4" w:semiHidden="0" w:uiPriority="71" w:unhideWhenUsed="0"/>
+    <w:lsdException w:name="Colorful List Accent 4" w:semiHidden="0" w:uiPriority="72" w:unhideWhenUsed="0"/>
+    <w:lsdException w:name="Colorful Grid Accent 4" w:semiHidden="0" w:uiPriority="73" w:unhideWhenUsed="0"/>
+    <w:lsdException w:name="Light Shading Accent 5" w:semiHidden="0" w:uiPriority="60" w:unhideWhenUsed="0"/>
+    <w:lsdException w:name="Light List Accent 5" w:semiHidden="0" w:uiPriority="61" w:unhideWhenUsed="0"/>
+    <w:lsdException w:name="Light Grid Accent 5" w:semiHidden="0" w:uiPriority="62" w:unhideWhenUsed="0"/>
+    <w:lsdException w:name="Medium Shading 1 Accent 5" w:semiHidden="0" w:uiPriority="63" w:unhideWhenUsed="0"/>
+    <w:lsdException w:name="Medium Shading 2 Accent 5" w:semiHidden="0" w:uiPriority="64" w:unhideWhenUsed="0"/>
+    <w:lsdException w:name="Medium List 1 Accent 5" w:semiHidden="0" w:uiPriority="65" w:unhideWhenUsed="0"/>
+    <w:lsdException w:name="Medium List 2 Accent 5" w:semiHidden="0" w:uiPriority="66" w:unhideWhenUsed="0"/>
+    <w:lsdException w:name="Medium Grid 1 Accent 5" w:semiHidden="0" w:uiPriority="67" w:unhideWhenUsed="0"/>
+    <w:lsdException w:name="Medium Grid 2 Accent 5" w:semiHidden="0" w:uiPriority="68" w:unhideWhenUsed="0"/>
+    <w:lsdException w:name="Medium Grid 3 Accent 5" w:semiHidden="0" w:uiPriority="69" w:unhideWhenUsed="0"/>
+    <w:lsdException w:name="Dark List Accent 5" w:semiHidden="0" w:uiPriority="70" w:unhideWhenUsed="0"/>
+    <w:lsdException w:name="Colorful Shading Accent 5" w:semiHidden="0" w:uiPriority="71" w:unhideWhenUsed="0"/>
+    <w:lsdException w:name="Colorful List Accent 5" w:semiHidden="0" w:uiPriority="72" w:unhideWhenUsed="0"/>
+    <w:lsdException w:name="Colorful Grid Accent 5" w:semiHidden="0" w:uiPriority="73" w:unhideWhenUsed="0"/>
+    <w:lsdException w:name="Light Shading Accent 6" w:semiHidden="0" w:uiPriority="60" w:unhideWhenUsed="0"/>
+    <w:lsdException w:name="Light List Accent 6" w:semiHidden="0" w:uiPriority="61" w:unhideWhenUsed="0"/>
+    <w:lsdException w:name="Light Grid Accent 6" w:semiHidden="0" w:uiPriority="62" w:unhideWhenUsed="0"/>
+    <w:lsdException w:name="Medium Shading 1 Accent 6" w:semiHidden="0" w:uiPriority="63" w:unhideWhenUsed="0"/>
+    <w:lsdException w:name="Medium Shading 2 Accent 6" w:semiHidden="0" w:uiPriority="64" w:unhideWhenUsed="0"/>
+    <w:lsdException w:name="Medium List 1 Accent 6" w:semiHidden="0" w:uiPriority="65" w:unhideWhenUsed="0"/>
+    <w:lsdException w:name="Medium List 2 Accent 6" w:semiHidden="0" w:uiPriority="66" w:unhideWhenUsed="0"/>
+    <w:lsdException w:name="Medium Grid 1 Accent 6" w:semiHidden="0" w:uiPriority="67" w:unhideWhenUsed="0"/>
+    <w:lsdException w:name="Medium Grid 2 Accent 6" w:semiHidden="0" w:uiPriority="68" w:unhideWhenUsed="0"/>
+    <w:lsdException w:name="Medium Grid 3 Accent 6" w:semiHidden="0" w:uiPriority="69" w:unhideWhenUsed="0"/>
+    <w:lsdException w:name="Dark List Accent 6" w:semiHidden="0" w:uiPriority="70" w:unhideWhenUsed="0"/>
+    <w:lsdException w:name="Colorful Shading Accent 6" w:semiHidden="0" w:uiPriority="71" w:unhideWhenUsed="0"/>
+    <w:lsdException w:name="Colorful List Accent 6" w:semiHidden="0" w:uiPriority="72" w:unhideWhenUsed="0"/>
+    <w:lsdException w:name="Colorful Grid Accent 6" w:semiHidden="0" w:uiPriority="73" w:unhideWhenUsed="0"/>
+    <w:lsdException w:name="Subtle Emphasis" w:semiHidden="0" w:uiPriority="19" w:unhideWhenUsed="0" w:qFormat="1"/>
+    <w:lsdException w:name="Intense Emphasis" w:semiHidden="0" w:uiPriority="21" w:unhideWhenUsed="0" w:qFormat="1"/>
+    <w:lsdException w:name="Subtle Reference" w:semiHidden="0" w:uiPriority="31" w:unhideWhenUsed="0" w:qFormat="1"/>
+    <w:lsdException w:name="Intense Reference" w:semiHidden="0" w:uiPriority="32" w:unhideWhenUsed="0" w:qFormat="1"/>
+    <w:lsdException w:name="Book Title" w:semiHidden="0" w:uiPriority="33" w:unhideWhenUsed="0" w:qFormat="1"/>
+    <w:lsdException w:name="Bibliography" w:uiPriority="37"/>
+    <w:lsdException w:name="TOC Heading" w:uiPriority="39" w:qFormat="1"/>
+  </w:latentStyles>
+  <w:style w:type="paragraph" w:default="1" w:styleId="a">
+    <w:name w:val="Normal"/>
+    <w:qFormat/>
+  </w:style>
+  <w:style w:type="character" w:default="1" w:styleId="a0">
+    <w:name w:val="Default Paragraph Font"/>
+    <w:uiPriority w:val="1"/>
+    <w:semiHidden/>
+    <w:unhideWhenUsed/>
+  </w:style>
+  <w:style w:type="table" w:default="1" w:styleId="a1">
+    <w:name w:val="Normal Table"/>
+    <w:uiPriority w:val="99"/>
+    <w:semiHidden/>
+    <w:unhideWhenUsed/>
+    <w:tblPr>
+      <w:tblInd w:w="0" w:type="dxa"/>
+      <w:tblCellMar>
+        <w:top w:w="0" w:type="dxa"/>
+        <w:left w:w="108" w:type="dxa"/>
+        <w:bottom w:w="0" w:type="dxa"/>
+        <w:right w:w="108" w:type="dxa"/>
+      </w:tblCellMar>
+    </w:tblPr>
+  </w:style>
+  <w:style w:type="numbering" w:default="1" w:styleId="a2">
+    <w:name w:val="No List"/>
+    <w:uiPriority w:val="99"/>
+    <w:semiHidden/>
+    <w:unhideWhenUsed/>
   </w:style>
 </w:styles>
 </file>
@@ -4389,7 +4542,7 @@
 </file>
 
 <file path=customXml/itemProps1.xml><?xml version="1.0" encoding="utf-8"?>
-<ds:datastoreItem xmlns:ds="http://schemas.openxmlformats.org/officeDocument/2006/customXml" ds:itemID="{A3986DD0-F748-468A-A396-CEF3D9C894B5}">
+<ds:datastoreItem xmlns:ds="http://schemas.openxmlformats.org/officeDocument/2006/customXml" ds:itemID="{6239D9C2-8296-4B66-890C-E5816520B714}">
   <ds:schemaRefs>
     <ds:schemaRef ds:uri="http://schemas.openxmlformats.org/officeDocument/2006/bibliography"/>
   </ds:schemaRefs>
